--- a/fixtures/compilations/recorded/plain/pandoc/paper.docx/files/paper.docx
+++ b/fixtures/compilations/recorded/plain/pandoc/paper.docx/files/paper.docx
@@ -427,7 +427,7 @@
           <wp:inline>
             <wp:extent cx="101600" cy="76200"/>
             <wp:effectExtent b="0" l="0" r="0" t="0"/>
-            <wp:docPr descr="Figure 1: The error of the fit grows with the noise." title="" id="14" name="Picture"/>
+            <wp:docPr descr="Figure 1: The error of the fit grows with the noise (Lee and Hall 2018)." title="" id="14" name="Picture"/>
             <a:graphic>
               <a:graphicData uri="http://schemas.openxmlformats.org/drawingml/2006/picture">
                 <pic:pic>
@@ -470,7 +470,27 @@
         <w:pStyle w:val="ImageCaption"/>
       </w:pPr>
       <w:r>
-        <w:t xml:space="preserve">Figure 1: The error of the fit grows with the noise.</w:t>
+        <w:t xml:space="preserve">Figure 1: The error of the fit grows with the noise</w:t>
+      </w:r>
+      <w:r>
+        <w:t xml:space="preserve"> </w:t>
+      </w:r>
+      <w:r>
+        <w:t xml:space="preserve">(</w:t>
+      </w:r>
+      <w:hyperlink w:anchor="ref-lee-2018-noise">
+        <w:r>
+          <w:rPr>
+            <w:rStyle w:val="Hyperlink"/>
+          </w:rPr>
+          <w:t xml:space="preserve">Lee and Hall 2018</w:t>
+        </w:r>
+      </w:hyperlink>
+      <w:r>
+        <w:t xml:space="preserve">)</w:t>
+      </w:r>
+      <w:r>
+        <w:t xml:space="preserve">.</w:t>
       </w:r>
     </w:p>
     <w:bookmarkEnd w:id="16"/>
